--- a/docs/prd-docx-v2/平台网页端/访客监控.docx
+++ b/docs/prd-docx-v2/平台网页端/访客监控.docx
@@ -1544,7 +1544,7 @@
                 <w:rFonts w:ascii="宋体" w:hAnsi="宋体" w:eastAsia="宋体"/>
                 <w:sz w:val="21"/>
               </w:rPr>
-              <w:t>`visitorStats.pageViews`</w:t>
+              <w:t>业务数据</w:t>
             </w:r>
           </w:p>
         </w:tc>
@@ -1558,7 +1558,7 @@
                 <w:rFonts w:ascii="宋体" w:hAnsi="宋体" w:eastAsia="宋体"/>
                 <w:sz w:val="21"/>
               </w:rPr>
-              <w:t>`mock-data.js`</w:t>
+              <w:t>原型数据</w:t>
             </w:r>
           </w:p>
         </w:tc>
@@ -1588,7 +1588,7 @@
                 <w:rFonts w:ascii="宋体" w:hAnsi="宋体" w:eastAsia="宋体"/>
                 <w:sz w:val="21"/>
               </w:rPr>
-              <w:t>`visitorStats.productCollections`</w:t>
+              <w:t>业务数据</w:t>
             </w:r>
           </w:p>
         </w:tc>
@@ -1602,7 +1602,7 @@
                 <w:rFonts w:ascii="宋体" w:hAnsi="宋体" w:eastAsia="宋体"/>
                 <w:sz w:val="21"/>
               </w:rPr>
-              <w:t>`mock-data.js`</w:t>
+              <w:t>原型数据</w:t>
             </w:r>
           </w:p>
         </w:tc>
@@ -1632,7 +1632,7 @@
                 <w:rFonts w:ascii="宋体" w:hAnsi="宋体" w:eastAsia="宋体"/>
                 <w:sz w:val="21"/>
               </w:rPr>
-              <w:t>`visitorStats.postViews`</w:t>
+              <w:t>业务数据</w:t>
             </w:r>
           </w:p>
         </w:tc>
@@ -1646,7 +1646,7 @@
                 <w:rFonts w:ascii="宋体" w:hAnsi="宋体" w:eastAsia="宋体"/>
                 <w:sz w:val="21"/>
               </w:rPr>
-              <w:t>`mock-data.js`</w:t>
+              <w:t>原型数据</w:t>
             </w:r>
           </w:p>
         </w:tc>
@@ -1676,7 +1676,7 @@
                 <w:rFonts w:ascii="宋体" w:hAnsi="宋体" w:eastAsia="宋体"/>
                 <w:sz w:val="21"/>
               </w:rPr>
-              <w:t>`visitorStats.caseViews`</w:t>
+              <w:t>业务数据</w:t>
             </w:r>
           </w:p>
         </w:tc>
@@ -1690,7 +1690,7 @@
                 <w:rFonts w:ascii="宋体" w:hAnsi="宋体" w:eastAsia="宋体"/>
                 <w:sz w:val="21"/>
               </w:rPr>
-              <w:t>`mock-data.js`</w:t>
+              <w:t>原型数据</w:t>
             </w:r>
           </w:p>
         </w:tc>
@@ -1720,7 +1720,7 @@
                 <w:rFonts w:ascii="宋体" w:hAnsi="宋体" w:eastAsia="宋体"/>
                 <w:sz w:val="21"/>
               </w:rPr>
-              <w:t>`visitorStats.totalVisits`</w:t>
+              <w:t>业务数据</w:t>
             </w:r>
           </w:p>
         </w:tc>
@@ -1734,7 +1734,7 @@
                 <w:rFonts w:ascii="宋体" w:hAnsi="宋体" w:eastAsia="宋体"/>
                 <w:sz w:val="21"/>
               </w:rPr>
-              <w:t>`mock-data.js`</w:t>
+              <w:t>原型数据</w:t>
             </w:r>
           </w:p>
         </w:tc>
@@ -1764,7 +1764,7 @@
                 <w:rFonts w:ascii="宋体" w:hAnsi="宋体" w:eastAsia="宋体"/>
                 <w:sz w:val="21"/>
               </w:rPr>
-              <w:t>`visitorStats.todayVisits`</w:t>
+              <w:t>业务数据</w:t>
             </w:r>
           </w:p>
         </w:tc>
@@ -1778,7 +1778,7 @@
                 <w:rFonts w:ascii="宋体" w:hAnsi="宋体" w:eastAsia="宋体"/>
                 <w:sz w:val="21"/>
               </w:rPr>
-              <w:t>`mock-data.js`</w:t>
+              <w:t>原型数据</w:t>
             </w:r>
           </w:p>
         </w:tc>
@@ -2152,7 +2152,7 @@
           <w:rFonts w:ascii="宋体" w:hAnsi="宋体" w:eastAsia="宋体"/>
           <w:sz w:val="21"/>
         </w:rPr>
-        <w:t>- 数据来源为 `visitorStats.productCollections` 对象，键为商品 SKU，值为收藏计数。 - 商品名称通过 SKU 匹配 `window.MockData.products` 获取。  ---</w:t>
+        <w:t>- 数据来源为 `visitorStats.productCollections` 对象，键为商品 SKU，值为收藏计数。 - 商品名称通过 SKU 匹配 `系统数据.products` 获取。  ---</w:t>
       </w:r>
     </w:p>
     <w:p>
